--- a/output/site/resume.docx
+++ b/output/site/resume.docx
@@ -7,7 +7,7 @@
         <w:pStyle w:val="Title"/>
       </w:pPr>
       <w:r>
-        <w:t>Юрий</w:t>
+        <w:t>Yurii Zaika</w:t>
       </w:r>
     </w:p>
     <w:p>
@@ -15,13 +15,22 @@
         <w:rPr>
           <w:b/>
         </w:rPr>
-        <w:t>Full Career</w:t>
+        <w:t>Lead Software Engineer · .NET &amp; Delphi</w:t>
       </w:r>
     </w:p>
     <w:p>
       <w:r>
-        <w:t>Разработчик корпоративного ПО с сильным опытом в Delphi и .NET, а также более широкой карьерной историей в инженерных, производственных и торговых ролях. Сильная база в enterprise-системах, SQL, автоматизации, интеграциях и модернизации legacy-решений.</w:t>
-        <w:br/>
+        <w:t>xetr11@gmail.com · t.me/xetr_11 · github.com/qwert11 · Dnipro, Ukraine · remote or hybrid</w:t>
+      </w:r>
+    </w:p>
+    <w:p>
+      <w:r>
+        <w:t>Ten years inside the core systems of one retail network: a Delphi trading platform that stores run on daily, and ASP.NET Core services that keep taking over its functions. Access control for 2,000+ users, fiscal and EDI integrations, and an ongoing Delphi 6 to Delphi 12 client migration.</w:t>
+      </w:r>
+    </w:p>
+    <w:p>
+      <w:r>
+        <w:t>10 years — in production retail systems, 2016 to now · 2 000+ — users on the access system I built · 33 — internal systems of the network carry my code · 15 500 lines — of Python in the speech pipeline: 55 modules, STT and diarization</w:t>
       </w:r>
     </w:p>
     <w:p>
@@ -29,63 +38,7 @@
         <w:pStyle w:val="Heading1"/>
       </w:pPr>
       <w:r>
-        <w:t>Key skills</w:t>
-      </w:r>
-    </w:p>
-    <w:p>
-      <w:pPr>
-        <w:pStyle w:val="Heading1"/>
-      </w:pPr>
-      <w:r>
-        <w:t>Achievements</w:t>
-      </w:r>
-    </w:p>
-    <w:p>
-      <w:pPr>
-        <w:pStyle w:val="ListBullet"/>
-      </w:pPr>
-      <w:r>
-        <w:t>Система управления доступом и аутентификацией для 2000+ пользователей.</w:t>
-      </w:r>
-    </w:p>
-    <w:p>
-      <w:pPr>
-        <w:pStyle w:val="ListBullet"/>
-      </w:pPr>
-      <w:r>
-        <w:t>Миграция и модернизация legacy Delphi 6 системы к Delphi 12/13.</w:t>
-      </w:r>
-    </w:p>
-    <w:p>
-      <w:pPr>
-        <w:pStyle w:val="ListBullet"/>
-      </w:pPr>
-      <w:r>
-        <w:t>Архитектура и разработка платформы SMS-уведомлений через GSM API и SMPP.</w:t>
-      </w:r>
-    </w:p>
-    <w:p>
-      <w:pPr>
-        <w:pStyle w:val="ListBullet"/>
-      </w:pPr>
-      <w:r>
-        <w:t>Внутренние web-системы для retail, audit и warehouse-процессов.</w:t>
-      </w:r>
-    </w:p>
-    <w:p>
-      <w:pPr>
-        <w:pStyle w:val="ListBullet"/>
-      </w:pPr>
-      <w:r>
-        <w:t>Синхронизация БД Firebird и production-critical industrial systems.</w:t>
-      </w:r>
-    </w:p>
-    <w:p>
-      <w:pPr>
-        <w:pStyle w:val="Heading1"/>
-      </w:pPr>
-      <w:r>
-        <w:t>Projects</w:t>
+        <w:t>Stack</w:t>
       </w:r>
     </w:p>
     <w:p>
@@ -93,17 +46,10 @@
         <w:rPr>
           <w:b/>
         </w:rPr>
-        <w:t>Перевод старого клиентского приложения РЦ складского учета (2024-now)</w:t>
+        <w:t xml:space="preserve">Backend: </w:t>
       </w:r>
-    </w:p>
-    <w:p>
       <w:r>
-        <w:t>Role: Developer / modernizer</w:t>
-      </w:r>
-    </w:p>
-    <w:p>
-      <w:r>
-        <w:t>Миграция legacy-приложения Delphi 6 к Delphi 12/13 с переработкой ядра и архитектуры.</w:t>
+        <w:t>C#, .NET 7 / 6 / 5, .NET Core 3.1, ASP.NET Core, ASP.NET MVC, Web API / REST, SignalR</w:t>
       </w:r>
     </w:p>
     <w:p>
@@ -111,17 +57,10 @@
         <w:rPr>
           <w:b/>
         </w:rPr>
-        <w:t>Вторсырье (2023-2025)</w:t>
+        <w:t xml:space="preserve">Data: </w:t>
       </w:r>
-    </w:p>
-    <w:p>
       <w:r>
-        <w:t>Role: Developer</w:t>
-      </w:r>
-    </w:p>
-    <w:p>
-      <w:r>
-        <w:t>ASP.NET MVC / Core web-проект с интеграцией в M.E.Doc и retail-инфраструктуру.</w:t>
+        <w:t>MS SQL Server, T-SQL, EF Core 7, ADO.NET, Oracle, PostgreSQL, Firebird</w:t>
       </w:r>
     </w:p>
     <w:p>
@@ -129,17 +68,10 @@
         <w:rPr>
           <w:b/>
         </w:rPr>
-        <w:t>Журналы магазина (2022-2023)</w:t>
+        <w:t xml:space="preserve">Python: </w:t>
       </w:r>
-    </w:p>
-    <w:p>
       <w:r>
-        <w:t>Role: Developer</w:t>
-      </w:r>
-    </w:p>
-    <w:p>
-      <w:r>
-        <w:t>Внутренняя audit/reporting-платформа для retail-процессов.</w:t>
+        <w:t>Python 3.11, FastAPI, SQLAlchemy 2, Alembic, Pydantic, Typer CLI, Playwright</w:t>
       </w:r>
     </w:p>
     <w:p>
@@ -147,17 +79,10 @@
         <w:rPr>
           <w:b/>
         </w:rPr>
-        <w:t>UAM / User Access Manager (2020-2022)</w:t>
+        <w:t xml:space="preserve">Speech and ML: </w:t>
       </w:r>
-    </w:p>
-    <w:p>
       <w:r>
-        <w:t>Role: Developer</w:t>
-      </w:r>
-    </w:p>
-    <w:p>
-      <w:r>
-        <w:t>Система управления доступом и аутентификацией для 2000+ пользователей.</w:t>
+        <w:t>faster-whisper (CUDA), pyannote.audio, VAD, Speaker diarization, Quality evaluation: RTF, latency, Streaming audio pipelines, WASAPI / sounddevice</w:t>
       </w:r>
     </w:p>
     <w:p>
@@ -165,89 +90,10 @@
         <w:rPr>
           <w:b/>
         </w:rPr>
-        <w:t>SMS Messenger (2020-2021)</w:t>
+        <w:t xml:space="preserve">Front end: </w:t>
       </w:r>
-    </w:p>
-    <w:p>
       <w:r>
-        <w:t>Role: Architect / Developer</w:t>
-      </w:r>
-    </w:p>
-    <w:p>
-      <w:r>
-        <w:t>Платформа уведомлений: отправка SMS через GSM API и SMPP.</w:t>
-      </w:r>
-    </w:p>
-    <w:p>
-      <w:r>
-        <w:rPr>
-          <w:b/>
-        </w:rPr>
-        <w:t>Смена паролей магазина (2019-2020)</w:t>
-      </w:r>
-    </w:p>
-    <w:p>
-      <w:r>
-        <w:t>Role: Developer</w:t>
-      </w:r>
-    </w:p>
-    <w:p>
-      <w:r>
-        <w:t>Внутренний ASP.NET MVC проект, MSSQL, SignalR, паттерны GoF.</w:t>
-      </w:r>
-    </w:p>
-    <w:p>
-      <w:r>
-        <w:rPr>
-          <w:b/>
-        </w:rPr>
-        <w:t>Клиентская часть АС складского учета (2016-2019)</w:t>
-      </w:r>
-    </w:p>
-    <w:p>
-      <w:r>
-        <w:t>Role: Developer / support</w:t>
-      </w:r>
-    </w:p>
-    <w:p>
-      <w:r>
-        <w:t>Сопровождение и развитие Delphi-клиента складского учета.</w:t>
-      </w:r>
-    </w:p>
-    <w:p>
-      <w:r>
-        <w:rPr>
-          <w:b/>
-        </w:rPr>
-        <w:t>Автосалон / автоматизированная система (2015-2016)</w:t>
-      </w:r>
-    </w:p>
-    <w:p>
-      <w:r>
-        <w:t>Role: Developer</w:t>
-      </w:r>
-    </w:p>
-    <w:p>
-      <w:r>
-        <w:t>Java + Firebird решение для малого бизнеса.</w:t>
-      </w:r>
-    </w:p>
-    <w:p>
-      <w:r>
-        <w:rPr>
-          <w:b/>
-        </w:rPr>
-        <w:t>Интернет-магазины и плагин WordPress (2015-2016)</w:t>
-      </w:r>
-    </w:p>
-    <w:p>
-      <w:r>
-        <w:t>Role: Developer</w:t>
-      </w:r>
-    </w:p>
-    <w:p>
-      <w:r>
-        <w:t>Настройка e-commerce решений и разработка плагина WordPress.</w:t>
+        <w:t>Angular 13, TypeScript, Kendo UI for Angular, Telerik UI for ASP.NET Core, Razor / MVC views, JavaScript, HTML / CSS</w:t>
       </w:r>
     </w:p>
     <w:p>
@@ -263,12 +109,12 @@
         <w:rPr>
           <w:b/>
         </w:rPr>
-        <w:t>АТБ / АТБ-МАРКЕТ / АТБ ЕНЕРГО | Ведущий программист прикладной / ASP.NET MVC разработчик</w:t>
+        <w:t>AI / Python and Full Stack Developer — Freelance and personal projects</w:t>
       </w:r>
     </w:p>
     <w:p>
       <w:r>
-        <w:t>2016-06 - 2024-03</w:t>
+        <w:t>2026-03 — present · Dnipro · remote</w:t>
       </w:r>
     </w:p>
     <w:p>
@@ -276,7 +122,7 @@
         <w:pStyle w:val="ListBullet"/>
       </w:pPr>
       <w:r>
-        <w:t>Сопровождение клиентской части системы складского учёта на Delphi 6.</w:t>
+        <w:t>A real-time speech pipeline: faster-whisper on CUDA, pyannote diarization, VAD, WASAPI capture — 55 modules, 15,500 lines of Python.</w:t>
       </w:r>
     </w:p>
     <w:p>
@@ -284,7 +130,7 @@
         <w:pStyle w:val="ListBullet"/>
       </w:pPr>
       <w:r>
-        <w:t>С 2018 года параллельно разработка внутренних ASP.NET MVC решений.</w:t>
+        <w:t>And a regression suite for it: RTF, latency under load, noise robustness, quality ceilings — decisions come from measurements, not impressions.</w:t>
       </w:r>
     </w:p>
     <w:p>
@@ -292,7 +138,20 @@
         <w:pStyle w:val="ListBullet"/>
       </w:pPr>
       <w:r>
-        <w:t>Вёл проекты: UAM, Журналы магазина, Вторсырьё, смена паролей магазина.</w:t>
+        <w:t>A real-estate parser in Python: SQLAlchemy 2 and Alembic over PostgreSQL, Playwright and selectolax, a Typer CLI, pytest and ruff.</w:t>
+      </w:r>
+    </w:p>
+    <w:p>
+      <w:r>
+        <w:rPr>
+          <w:b/>
+        </w:rPr>
+        <w:t>Lead Application Programmer — ATB-Market</w:t>
+      </w:r>
+    </w:p>
+    <w:p>
+      <w:r>
+        <w:t>2016-06 — present · Dnipro</w:t>
       </w:r>
     </w:p>
     <w:p>
@@ -300,7 +159,7 @@
         <w:pStyle w:val="ListBullet"/>
       </w:pPr>
       <w:r>
-        <w:t>Модернизация Delphi legacy-приложения: переход от Delphi 6 к Delphi 12/13.</w:t>
+        <w:t>Own the client side of the network's trading system: 955 units, 828 forms, MS SQL, covering supply documents, pricing and fiscal invoices.</w:t>
       </w:r>
     </w:p>
     <w:p>
@@ -308,7 +167,15 @@
         <w:pStyle w:val="ListBullet"/>
       </w:pPr>
       <w:r>
-        <w:t>Работа с доступом, аутентификацией, аудитом, real-time уведомлениями и интеграциями.</w:t>
+        <w:t>Since 2018 also build internal services on ASP.NET Core and Angular: access, audit, reporting, integrations — 33 of the network's systems carry my code.</w:t>
+      </w:r>
+    </w:p>
+    <w:p>
+      <w:pPr>
+        <w:pStyle w:val="ListBullet"/>
+      </w:pPr>
+      <w:r>
+        <w:t>UAM: access management for 2,000+ users on OpenID Connect, ADFS and Kerberos.</w:t>
       </w:r>
     </w:p>
     <w:p>
@@ -316,12 +183,12 @@
         <w:rPr>
           <w:b/>
         </w:rPr>
-        <w:t>АТБ / внутренний проект | Архитектор / разработчик SMS messenger</w:t>
+        <w:t>Engineer Programmer — Kryvyi Rih Iron Ore Combine</w:t>
       </w:r>
     </w:p>
     <w:p>
       <w:r>
-        <w:t>2020-01 - 2021-01</w:t>
+        <w:t>2013-06 — 2016-06 · Kryvyi Rih</w:t>
       </w:r>
     </w:p>
     <w:p>
@@ -329,7 +196,7 @@
         <w:pStyle w:val="ListBullet"/>
       </w:pPr>
       <w:r>
-        <w:t>Разработка приложения и его архитектуры для отправки SMS.</w:t>
+        <w:t>A system for ore extraction and shipment accounting, developed and maintained in production.</w:t>
       </w:r>
     </w:p>
     <w:p>
@@ -337,7 +204,7 @@
         <w:pStyle w:val="ListBullet"/>
       </w:pPr>
       <w:r>
-        <w:t>Интеграция через GSM API Inteleb и SMPP.</w:t>
+        <w:t>Automated per-shift distribution of consumables and hazard-pay meals.</w:t>
       </w:r>
     </w:p>
     <w:p>
@@ -345,7 +212,20 @@
         <w:pStyle w:val="ListBullet"/>
       </w:pPr>
       <w:r>
-        <w:t>Веб-архитектура на .NET MVC / Web API.</w:t>
+        <w:t>Maintained production-preparation and budgeting systems; implemented Firebird table synchronization.</w:t>
+      </w:r>
+    </w:p>
+    <w:p>
+      <w:r>
+        <w:t>Freelance and private practice (2015–2016) · Modern Professions Courses (2015–2016) · OSSystem (2012–2013)</w:t>
+      </w:r>
+    </w:p>
+    <w:p>
+      <w:pPr>
+        <w:pStyle w:val="Heading1"/>
+      </w:pPr>
+      <w:r>
+        <w:t>Key projects</w:t>
       </w:r>
     </w:p>
     <w:p>
@@ -353,12 +233,40 @@
         <w:rPr>
           <w:b/>
         </w:rPr>
-        <w:t>Фриланс / частная практика | Фриланс-разработчик</w:t>
+        <w:t xml:space="preserve">Real-time speech pipeline (ORK) (2026). </w:t>
+      </w:r>
+      <w:r>
+        <w:t>Real-time speech recognition from calls: parallel microphone and system-audio capture, VAD-based segmentation, faster-whisper on GPU, pyannote diarization with incremental clustering, translation.</w:t>
       </w:r>
     </w:p>
     <w:p>
       <w:r>
-        <w:t>2015-07 - 2016-07</w:t>
+        <w:rPr>
+          <w:b/>
+        </w:rPr>
+        <w:t xml:space="preserve">Trading client migration: Delphi 6 to Delphi 12 (2024 — 2026). </w:t>
+      </w:r>
+      <w:r>
+        <w:t>Moving the trading system client (955 units, 828 forms) to a modern compiler with a core redesign.</w:t>
+      </w:r>
+    </w:p>
+    <w:p>
+      <w:r>
+        <w:rPr>
+          <w:b/>
+        </w:rPr>
+        <w:t xml:space="preserve">UAM — access management (2020 — 2022). </w:t>
+      </w:r>
+      <w:r>
+        <w:t>Centralized permissions and authentication for 2,000+ people in the network: roles and access requests, Active Directory integration, sign-in through OpenID Connect, ADFS and Kerberos.</w:t>
+      </w:r>
+    </w:p>
+    <w:p>
+      <w:pPr>
+        <w:pStyle w:val="Heading1"/>
+      </w:pPr>
+      <w:r>
+        <w:t>Education and certificates</w:t>
       </w:r>
     </w:p>
     <w:p>
@@ -366,7 +274,7 @@
         <w:pStyle w:val="ListBullet"/>
       </w:pPr>
       <w:r>
-        <w:t>Разработка автоматизированной системы автосалона.</w:t>
+        <w:t>Computer Engineering · computer systems and networks — Zaporizhzhia Institute of Economics and Information Technologies (2008 — 2011)</w:t>
       </w:r>
     </w:p>
     <w:p>
@@ -374,195 +282,7 @@
         <w:pStyle w:val="ListBullet"/>
       </w:pPr>
       <w:r>
-        <w:t>Настройка интернет-магазинов на WordPress/WooCommerce и OpenCart.</w:t>
-      </w:r>
-    </w:p>
-    <w:p>
-      <w:pPr>
-        <w:pStyle w:val="ListBullet"/>
-      </w:pPr>
-      <w:r>
-        <w:t>Создание собственного плагина WordPress.</w:t>
-      </w:r>
-    </w:p>
-    <w:p>
-      <w:r>
-        <w:rPr>
-          <w:b/>
-        </w:rPr>
-        <w:t>Курсы современных профессий / частная практика | Преподаватель программирования</w:t>
-      </w:r>
-    </w:p>
-    <w:p>
-      <w:r>
-        <w:t>2015-01 - 2016-01</w:t>
-      </w:r>
-    </w:p>
-    <w:p>
-      <w:pPr>
-        <w:pStyle w:val="ListBullet"/>
-      </w:pPr>
-      <w:r>
-        <w:t>Обучение начинающих ООП, Java Core, Hibernate и SQL.</w:t>
-      </w:r>
-    </w:p>
-    <w:p>
-      <w:pPr>
-        <w:pStyle w:val="ListBullet"/>
-      </w:pPr>
-      <w:r>
-        <w:t>Подготовка и публикация учебных материалов.</w:t>
-      </w:r>
-    </w:p>
-    <w:p>
-      <w:r>
-        <w:rPr>
-          <w:b/>
-        </w:rPr>
-        <w:t>Криворожский Железорудный Комбинат | Инженер-программист</w:t>
-      </w:r>
-    </w:p>
-    <w:p>
-      <w:r>
-        <w:t>2013-06 - 2016-06</w:t>
-      </w:r>
-    </w:p>
-    <w:p>
-      <w:pPr>
-        <w:pStyle w:val="ListBullet"/>
-      </w:pPr>
-      <w:r>
-        <w:t>Разработка и сопровождение ПО для добычи и отгрузки руды.</w:t>
-      </w:r>
-    </w:p>
-    <w:p>
-      <w:pPr>
-        <w:pStyle w:val="ListBullet"/>
-      </w:pPr>
-      <w:r>
-        <w:t>Автоматизация сменной выдачи расходных материалов.</w:t>
-      </w:r>
-    </w:p>
-    <w:p>
-      <w:pPr>
-        <w:pStyle w:val="ListBullet"/>
-      </w:pPr>
-      <w:r>
-        <w:t>Поддержка систем подготовки производства и бюджетных процессов.</w:t>
-      </w:r>
-    </w:p>
-    <w:p>
-      <w:pPr>
-        <w:pStyle w:val="ListBullet"/>
-      </w:pPr>
-      <w:r>
-        <w:t>Синхронизация таблиц Firebird.</w:t>
-      </w:r>
-    </w:p>
-    <w:p>
-      <w:r>
-        <w:rPr>
-          <w:b/>
-        </w:rPr>
-        <w:t>ОССистем | Программист</w:t>
-      </w:r>
-    </w:p>
-    <w:p>
-      <w:r>
-        <w:t>2012-11 - 2013-04</w:t>
-      </w:r>
-    </w:p>
-    <w:p>
-      <w:pPr>
-        <w:pStyle w:val="ListBullet"/>
-      </w:pPr>
-      <w:r>
-        <w:t>Разработка для страховой компании на Master INSURANCE.</w:t>
-      </w:r>
-    </w:p>
-    <w:p>
-      <w:pPr>
-        <w:pStyle w:val="ListBullet"/>
-      </w:pPr>
-      <w:r>
-        <w:t>Работа с трёхзвенной архитектурой и ORM на Oracle.</w:t>
-      </w:r>
-    </w:p>
-    <w:p>
-      <w:pPr>
-        <w:pStyle w:val="ListBullet"/>
-      </w:pPr>
-      <w:r>
-        <w:t>Сопровождение системы учёта автотранспорта и контейнеров.</w:t>
-      </w:r>
-    </w:p>
-    <w:p>
-      <w:r>
-        <w:rPr>
-          <w:b/>
-        </w:rPr>
-        <w:t>Дополнительная не-IT карьера | Инженерные, торговые и производственные роли</w:t>
-      </w:r>
-    </w:p>
-    <w:p>
-      <w:r>
-        <w:t>1998-01 - 2012-10</w:t>
-      </w:r>
-    </w:p>
-    <w:p>
-      <w:pPr>
-        <w:pStyle w:val="ListBullet"/>
-      </w:pPr>
-      <w:r>
-        <w:t>Горный инженер подземных разработок.</w:t>
-      </w:r>
-    </w:p>
-    <w:p>
-      <w:pPr>
-        <w:pStyle w:val="ListBullet"/>
-      </w:pPr>
-      <w:r>
-        <w:t>Работа в торговле и производственных ролях.</w:t>
-      </w:r>
-    </w:p>
-    <w:p>
-      <w:pPr>
-        <w:pStyle w:val="ListBullet"/>
-      </w:pPr>
-      <w:r>
-        <w:t>Дополнительный жизненный и управленческий опыт вне IT.</w:t>
-      </w:r>
-    </w:p>
-    <w:p>
-      <w:pPr>
-        <w:pStyle w:val="Heading1"/>
-      </w:pPr>
-      <w:r>
-        <w:t>Education</w:t>
-      </w:r>
-    </w:p>
-    <w:p>
-      <w:pPr>
-        <w:pStyle w:val="ListBullet"/>
-      </w:pPr>
-      <w:r>
-        <w:t>Компьютерная инженерия / Компьютерные системы и сети — Запорожский институт экономики и информационных технологий (2008-2011)</w:t>
-      </w:r>
-    </w:p>
-    <w:p>
-      <w:pPr>
-        <w:pStyle w:val="ListBullet"/>
-      </w:pPr>
-      <w:r>
-        <w:t>Горный инженер подземных разработок — Криворожский технический университет (1998-2003)</w:t>
-      </w:r>
-    </w:p>
-    <w:p>
-      <w:pPr>
-        <w:pStyle w:val="ListBullet"/>
-      </w:pPr>
-      <w:r>
-        <w:t>Программирование в среде Delphi — Институт современных профессий (2006)</w:t>
+        <w:t>Mining Engineer, underground development — Kryvyi Rih Technical University (1998 — 2003)</w:t>
       </w:r>
     </w:p>
     <w:p>
@@ -571,6 +291,43 @@
       </w:pPr>
       <w:r>
         <w:t>Angular 9 — Luxoft (2021)</w:t>
+      </w:r>
+    </w:p>
+    <w:p>
+      <w:pPr>
+        <w:pStyle w:val="ListBullet"/>
+      </w:pPr>
+      <w:r>
+        <w:t>Programming in Delphi — Institute of Modern Professions (2006)</w:t>
+      </w:r>
+    </w:p>
+    <w:p>
+      <w:pPr>
+        <w:pStyle w:val="Heading1"/>
+      </w:pPr>
+      <w:r>
+        <w:t>Languages</w:t>
+      </w:r>
+    </w:p>
+    <w:p>
+      <w:pPr>
+        <w:pStyle w:val="ListBullet"/>
+      </w:pPr>
+      <w:r>
+        <w:t>Ukrainian — native</w:t>
+      </w:r>
+    </w:p>
+    <w:p>
+      <w:pPr>
+        <w:pStyle w:val="ListBullet"/>
+      </w:pPr>
+      <w:r>
+        <w:t>English — technical documentation and written communication; spoken at basic level</w:t>
+      </w:r>
+    </w:p>
+    <w:p>
+      <w:r>
+        <w:t>https://qwert11.github.io/resume2/</w:t>
       </w:r>
     </w:p>
     <w:sectPr>
@@ -947,8 +704,8 @@
     <w:qFormat/>
     <w:rsid w:val="00FC693F"/>
     <w:rPr>
-      <w:rFonts w:ascii="Arial" w:hAnsi="Arial"/>
-      <w:sz w:val="21"/>
+      <w:rFonts w:ascii="Calibri" w:hAnsi="Calibri"/>
+      <w:sz w:val="20"/>
     </w:rPr>
   </w:style>
   <w:style w:type="paragraph" w:styleId="Header">

--- a/output/site/resume.docx
+++ b/output/site/resume.docx
@@ -38,7 +38,7 @@
         <w:pStyle w:val="Heading1"/>
       </w:pPr>
       <w:r>
-        <w:t>Stack</w:t>
+        <w:t>Key skills</w:t>
       </w:r>
     </w:p>
     <w:p>
@@ -49,7 +49,7 @@
         <w:t xml:space="preserve">Backend: </w:t>
       </w:r>
       <w:r>
-        <w:t>C#, .NET 7 / 6 / 5, .NET Core 3.1, ASP.NET Core, ASP.NET MVC, Web API / REST, SignalR</w:t>
+        <w:t>C#, .NET 7, ASP.NET Core, Web API, EF Core 7, SignalR</w:t>
       </w:r>
     </w:p>
     <w:p>
@@ -60,7 +60,7 @@
         <w:t xml:space="preserve">Data: </w:t>
       </w:r>
       <w:r>
-        <w:t>MS SQL Server, T-SQL, EF Core 7, ADO.NET, Oracle, PostgreSQL, Firebird</w:t>
+        <w:t>MS SQL Server, T-SQL, PostgreSQL, Oracle</w:t>
       </w:r>
     </w:p>
     <w:p>
@@ -68,21 +68,10 @@
         <w:rPr>
           <w:b/>
         </w:rPr>
-        <w:t xml:space="preserve">Python: </w:t>
+        <w:t xml:space="preserve">Desktop: </w:t>
       </w:r>
       <w:r>
-        <w:t>Python 3.11, FastAPI, SQLAlchemy 2, Alembic, Pydantic, Typer CLI, Playwright</w:t>
-      </w:r>
-    </w:p>
-    <w:p>
-      <w:r>
-        <w:rPr>
-          <w:b/>
-        </w:rPr>
-        <w:t xml:space="preserve">Speech and ML: </w:t>
-      </w:r>
-      <w:r>
-        <w:t>faster-whisper (CUDA), pyannote.audio, VAD, Speaker diarization, Quality evaluation: RTF, latency, Streaming audio pipelines, WASAPI / sounddevice</w:t>
+        <w:t>Delphi 12, Object Pascal, VCL, DevExpress, FastReport</w:t>
       </w:r>
     </w:p>
     <w:p>
@@ -93,7 +82,62 @@
         <w:t xml:space="preserve">Front end: </w:t>
       </w:r>
       <w:r>
-        <w:t>Angular 13, TypeScript, Kendo UI for Angular, Telerik UI for ASP.NET Core, Razor / MVC views, JavaScript, HTML / CSS</w:t>
+        <w:t>Angular 13, TypeScript, Kendo UI</w:t>
+      </w:r>
+    </w:p>
+    <w:p>
+      <w:r>
+        <w:rPr>
+          <w:b/>
+        </w:rPr>
+        <w:t xml:space="preserve">Access: </w:t>
+      </w:r>
+      <w:r>
+        <w:t>OpenID Connect, ADFS, Kerberos, Active Directory</w:t>
+      </w:r>
+    </w:p>
+    <w:p>
+      <w:r>
+        <w:rPr>
+          <w:b/>
+        </w:rPr>
+        <w:t xml:space="preserve">Integrations: </w:t>
+      </w:r>
+      <w:r>
+        <w:t>Kafka, EDI, M.E.Doc, Oracle EBS, 1С</w:t>
+      </w:r>
+    </w:p>
+    <w:p>
+      <w:r>
+        <w:rPr>
+          <w:b/>
+        </w:rPr>
+        <w:t xml:space="preserve">Python and ML: </w:t>
+      </w:r>
+      <w:r>
+        <w:t>Python 3.11, FastAPI, SQLAlchemy 2, faster-whisper, pyannote</w:t>
+      </w:r>
+    </w:p>
+    <w:p>
+      <w:r>
+        <w:rPr>
+          <w:b/>
+        </w:rPr>
+        <w:t xml:space="preserve">Delivery: </w:t>
+      </w:r>
+      <w:r>
+        <w:t>xUnit, SonarQube, Jenkins, Docker, Git</w:t>
+      </w:r>
+    </w:p>
+    <w:p>
+      <w:r>
+        <w:rPr>
+          <w:b/>
+        </w:rPr>
+        <w:t xml:space="preserve">AI agents: </w:t>
+      </w:r>
+      <w:r>
+        <w:t>Claude Code, MCP</w:t>
       </w:r>
     </w:p>
     <w:p>
@@ -109,12 +153,12 @@
         <w:rPr>
           <w:b/>
         </w:rPr>
-        <w:t>AI / Python and Full Stack Developer — Freelance and personal projects</w:t>
+        <w:t>AI / Python and Full Stack Developer, Freelance and personal projects, Dnipro · remote</w:t>
       </w:r>
     </w:p>
     <w:p>
       <w:r>
-        <w:t>2026-03 — present · Dnipro · remote</w:t>
+        <w:t>2026-03 — present</w:t>
       </w:r>
     </w:p>
     <w:p>
@@ -130,7 +174,7 @@
         <w:pStyle w:val="ListBullet"/>
       </w:pPr>
       <w:r>
-        <w:t>And a regression suite for it: RTF, latency under load, noise robustness, quality ceilings — decisions come from measurements, not impressions.</w:t>
+        <w:t>A listings pipeline over six sources with geocoding, deduplication and catalog publishing through GitHub Actions.</w:t>
       </w:r>
     </w:p>
     <w:p>
@@ -138,7 +182,7 @@
         <w:pStyle w:val="ListBullet"/>
       </w:pPr>
       <w:r>
-        <w:t>A real-estate parser in Python: SQLAlchemy 2 and Alembic over PostgreSQL, Playwright and selectolax, a Typer CLI, pytest and ruff.</w:t>
+        <w:t>Client work: NestJS with Prisma and PostgreSQL, Next.js 16 with React 19, a mobile app on Expo with MapLibre maps.</w:t>
       </w:r>
     </w:p>
     <w:p>
@@ -146,12 +190,12 @@
         <w:rPr>
           <w:b/>
         </w:rPr>
-        <w:t>Lead Application Programmer — ATB-Market</w:t>
+        <w:t>Lead Application Programmer, ATB-Market, Dnipro</w:t>
       </w:r>
     </w:p>
     <w:p>
       <w:r>
-        <w:t>2016-06 — present · Dnipro</w:t>
+        <w:t>2016-06 — present</w:t>
       </w:r>
     </w:p>
     <w:p>
@@ -179,16 +223,40 @@
       </w:r>
     </w:p>
     <w:p>
+      <w:pPr>
+        <w:pStyle w:val="ListBullet"/>
+      </w:pPr>
+      <w:r>
+        <w:t>Network integrations: EDI and e-document flow, M.E.Doc, Oracle EBS, 1C, Kafka, BizTalk, SSIS and SSRS.</w:t>
+      </w:r>
+    </w:p>
+    <w:p>
+      <w:pPr>
+        <w:pStyle w:val="ListBullet"/>
+      </w:pPr>
+      <w:r>
+        <w:t>Leading the client migration from Delphi 6 to Delphi 12/13 with an in-house form and DB-mapping diff tool.</w:t>
+      </w:r>
+    </w:p>
+    <w:p>
+      <w:pPr>
+        <w:pStyle w:val="ListBullet"/>
+      </w:pPr>
+      <w:r>
+        <w:t>Fiscal-law changes delivered end to end: excise stamps and AED, UKTZED, customs simplifications, VAT rates, in a live retail network.</w:t>
+      </w:r>
+    </w:p>
+    <w:p>
       <w:r>
         <w:rPr>
           <w:b/>
         </w:rPr>
-        <w:t>Engineer Programmer — Kryvyi Rih Iron Ore Combine</w:t>
+        <w:t>Engineer Programmer, Kryvyi Rih Iron Ore Combine, Kryvyi Rih</w:t>
       </w:r>
     </w:p>
     <w:p>
       <w:r>
-        <w:t>2013-06 — 2016-06 · Kryvyi Rih</w:t>
+        <w:t>2013-06 — 2016-06</w:t>
       </w:r>
     </w:p>
     <w:p>
@@ -200,24 +268,8 @@
       </w:r>
     </w:p>
     <w:p>
-      <w:pPr>
-        <w:pStyle w:val="ListBullet"/>
-      </w:pPr>
       <w:r>
-        <w:t>Automated per-shift distribution of consumables and hazard-pay meals.</w:t>
-      </w:r>
-    </w:p>
-    <w:p>
-      <w:pPr>
-        <w:pStyle w:val="ListBullet"/>
-      </w:pPr>
-      <w:r>
-        <w:t>Maintained production-preparation and budgeting systems; implemented Firebird table synchronization.</w:t>
-      </w:r>
-    </w:p>
-    <w:p>
-      <w:r>
-        <w:t>Freelance and private practice (2015–2016) · Modern Professions Courses (2015–2016) · OSSystem (2012–2013)</w:t>
+        <w:t>Earlier: Full Stack Developer, Freelance and private practice (2015–2016) · Programming Instructor, Modern Professions Courses (2015–2016) · Developer, OSSystem (2012–2013)</w:t>
       </w:r>
     </w:p>
     <w:p>
@@ -225,48 +277,7 @@
         <w:pStyle w:val="Heading1"/>
       </w:pPr>
       <w:r>
-        <w:t>Key projects</w:t>
-      </w:r>
-    </w:p>
-    <w:p>
-      <w:r>
-        <w:rPr>
-          <w:b/>
-        </w:rPr>
-        <w:t xml:space="preserve">Real-time speech pipeline (ORK) (2026). </w:t>
-      </w:r>
-      <w:r>
-        <w:t>Real-time speech recognition from calls: parallel microphone and system-audio capture, VAD-based segmentation, faster-whisper on GPU, pyannote diarization with incremental clustering, translation.</w:t>
-      </w:r>
-    </w:p>
-    <w:p>
-      <w:r>
-        <w:rPr>
-          <w:b/>
-        </w:rPr>
-        <w:t xml:space="preserve">Trading client migration: Delphi 6 to Delphi 12 (2024 — 2026). </w:t>
-      </w:r>
-      <w:r>
-        <w:t>Moving the trading system client (955 units, 828 forms) to a modern compiler with a core redesign.</w:t>
-      </w:r>
-    </w:p>
-    <w:p>
-      <w:r>
-        <w:rPr>
-          <w:b/>
-        </w:rPr>
-        <w:t xml:space="preserve">UAM — access management (2020 — 2022). </w:t>
-      </w:r>
-      <w:r>
-        <w:t>Centralized permissions and authentication for 2,000+ people in the network: roles and access requests, Active Directory integration, sign-in through OpenID Connect, ADFS and Kerberos.</w:t>
-      </w:r>
-    </w:p>
-    <w:p>
-      <w:pPr>
-        <w:pStyle w:val="Heading1"/>
-      </w:pPr>
-      <w:r>
-        <w:t>Education and certificates</w:t>
+        <w:t>Education</w:t>
       </w:r>
     </w:p>
     <w:p>
@@ -283,22 +294,6 @@
       </w:pPr>
       <w:r>
         <w:t>Mining Engineer, underground development — Kryvyi Rih Technical University (1998 — 2003)</w:t>
-      </w:r>
-    </w:p>
-    <w:p>
-      <w:pPr>
-        <w:pStyle w:val="ListBullet"/>
-      </w:pPr>
-      <w:r>
-        <w:t>Angular 9 — Luxoft (2021)</w:t>
-      </w:r>
-    </w:p>
-    <w:p>
-      <w:pPr>
-        <w:pStyle w:val="ListBullet"/>
-      </w:pPr>
-      <w:r>
-        <w:t>Programming in Delphi — Institute of Modern Professions (2006)</w:t>
       </w:r>
     </w:p>
     <w:p>
@@ -327,12 +322,12 @@
     </w:p>
     <w:p>
       <w:r>
-        <w:t>https://qwert11.github.io/resume2/</w:t>
+        <w:t>Full resume: https://qwert11.github.io/resume2/</w:t>
       </w:r>
     </w:p>
     <w:sectPr>
       <w:pgSz w:w="12240" w:h="15840"/>
-      <w:pgMar w:top="1440" w:right="1800" w:bottom="1440" w:left="1800" w:header="720" w:footer="720" w:gutter="0"/>
+      <w:pgMar w:top="800" w:right="920" w:bottom="800" w:left="920" w:header="720" w:footer="720" w:gutter="0"/>
       <w:cols w:space="720"/>
       <w:docGrid w:linePitch="360"/>
     </w:sectPr>

--- a/output/site/resume.docx
+++ b/output/site/resume.docx
@@ -49,7 +49,18 @@
         <w:t xml:space="preserve">Backend: </w:t>
       </w:r>
       <w:r>
-        <w:t>C#, .NET 7, ASP.NET Core, Web API, EF Core 7, SignalR</w:t>
+        <w:t>C#, .NET 7, ASP.NET Core, EF Core 7</w:t>
+      </w:r>
+    </w:p>
+    <w:p>
+      <w:r>
+        <w:rPr>
+          <w:b/>
+        </w:rPr>
+        <w:t xml:space="preserve">Desktop: </w:t>
+      </w:r>
+      <w:r>
+        <w:t>Delphi 12, VCL, DevExpress</w:t>
       </w:r>
     </w:p>
     <w:p>
@@ -60,51 +71,7 @@
         <w:t xml:space="preserve">Data: </w:t>
       </w:r>
       <w:r>
-        <w:t>MS SQL Server, T-SQL, PostgreSQL, Oracle</w:t>
-      </w:r>
-    </w:p>
-    <w:p>
-      <w:r>
-        <w:rPr>
-          <w:b/>
-        </w:rPr>
-        <w:t xml:space="preserve">Desktop: </w:t>
-      </w:r>
-      <w:r>
-        <w:t>Delphi 12, Object Pascal, VCL, DevExpress, FastReport</w:t>
-      </w:r>
-    </w:p>
-    <w:p>
-      <w:r>
-        <w:rPr>
-          <w:b/>
-        </w:rPr>
-        <w:t xml:space="preserve">Front end: </w:t>
-      </w:r>
-      <w:r>
-        <w:t>Angular 13, TypeScript, Kendo UI</w:t>
-      </w:r>
-    </w:p>
-    <w:p>
-      <w:r>
-        <w:rPr>
-          <w:b/>
-        </w:rPr>
-        <w:t xml:space="preserve">Access: </w:t>
-      </w:r>
-      <w:r>
-        <w:t>OpenID Connect, ADFS, Kerberos, Active Directory</w:t>
-      </w:r>
-    </w:p>
-    <w:p>
-      <w:r>
-        <w:rPr>
-          <w:b/>
-        </w:rPr>
-        <w:t xml:space="preserve">Integrations: </w:t>
-      </w:r>
-      <w:r>
-        <w:t>Kafka, EDI, M.E.Doc, Oracle EBS, 1С</w:t>
+        <w:t>MS SQL Server, T-SQL, PostgreSQL</w:t>
       </w:r>
     </w:p>
     <w:p>
@@ -115,29 +82,7 @@
         <w:t xml:space="preserve">Python and ML: </w:t>
       </w:r>
       <w:r>
-        <w:t>Python 3.11, FastAPI, SQLAlchemy 2, faster-whisper, pyannote</w:t>
-      </w:r>
-    </w:p>
-    <w:p>
-      <w:r>
-        <w:rPr>
-          <w:b/>
-        </w:rPr>
-        <w:t xml:space="preserve">Delivery: </w:t>
-      </w:r>
-      <w:r>
-        <w:t>xUnit, SonarQube, Jenkins, Docker, Git</w:t>
-      </w:r>
-    </w:p>
-    <w:p>
-      <w:r>
-        <w:rPr>
-          <w:b/>
-        </w:rPr>
-        <w:t xml:space="preserve">AI agents: </w:t>
-      </w:r>
-      <w:r>
-        <w:t>Claude Code, MCP</w:t>
+        <w:t>Python 3.11, FastAPI, faster-whisper</w:t>
       </w:r>
     </w:p>
     <w:p>
@@ -170,27 +115,11 @@
       </w:r>
     </w:p>
     <w:p>
-      <w:pPr>
-        <w:pStyle w:val="ListBullet"/>
-      </w:pPr>
-      <w:r>
-        <w:t>A listings pipeline over six sources with geocoding, deduplication and catalog publishing through GitHub Actions.</w:t>
-      </w:r>
-    </w:p>
-    <w:p>
-      <w:pPr>
-        <w:pStyle w:val="ListBullet"/>
-      </w:pPr>
-      <w:r>
-        <w:t>Client work: NestJS with Prisma and PostgreSQL, Next.js 16 with React 19, a mobile app on Expo with MapLibre maps.</w:t>
-      </w:r>
-    </w:p>
-    <w:p>
       <w:r>
         <w:rPr>
           <w:b/>
         </w:rPr>
-        <w:t>Lead Application Programmer, ATB-Market, Dnipro</w:t>
+        <w:t>Lead Application Programmer, ATB-Market (Ukraine's largest grocery retail network), Dnipro</w:t>
       </w:r>
     </w:p>
     <w:p>
@@ -227,49 +156,12 @@
         <w:pStyle w:val="ListBullet"/>
       </w:pPr>
       <w:r>
-        <w:t>Network integrations: EDI and e-document flow, M.E.Doc, Oracle EBS, 1C, Kafka, BizTalk, SSIS and SSRS.</w:t>
-      </w:r>
-    </w:p>
-    <w:p>
-      <w:pPr>
-        <w:pStyle w:val="ListBullet"/>
-      </w:pPr>
-      <w:r>
         <w:t>Leading the client migration from Delphi 6 to Delphi 12/13 with an in-house form and DB-mapping diff tool.</w:t>
       </w:r>
     </w:p>
     <w:p>
-      <w:pPr>
-        <w:pStyle w:val="ListBullet"/>
-      </w:pPr>
       <w:r>
-        <w:t>Fiscal-law changes delivered end to end: excise stamps and AED, UKTZED, customs simplifications, VAT rates, in a live retail network.</w:t>
-      </w:r>
-    </w:p>
-    <w:p>
-      <w:r>
-        <w:rPr>
-          <w:b/>
-        </w:rPr>
-        <w:t>Engineer Programmer, Kryvyi Rih Iron Ore Combine, Kryvyi Rih</w:t>
-      </w:r>
-    </w:p>
-    <w:p>
-      <w:r>
-        <w:t>2013-06 — 2016-06</w:t>
-      </w:r>
-    </w:p>
-    <w:p>
-      <w:pPr>
-        <w:pStyle w:val="ListBullet"/>
-      </w:pPr>
-      <w:r>
-        <w:t>A system for ore extraction and shipment accounting, developed and maintained in production.</w:t>
-      </w:r>
-    </w:p>
-    <w:p>
-      <w:r>
-        <w:t>Earlier: Full Stack Developer, Freelance and private practice (2015–2016) · Programming Instructor, Modern Professions Courses (2015–2016) · Developer, OSSystem (2012–2013)</w:t>
+        <w:t>Earlier: Full Stack Developer, Freelance and private practice (2015–2016) · Programming Instructor, Modern Professions Courses (2015–2016) · Engineer Programmer, Kryvyi Rih Iron Ore Combine (2013–2016) · Developer, OSSystem (2012–2013)</w:t>
       </w:r>
     </w:p>
     <w:p>
@@ -286,14 +178,6 @@
       </w:pPr>
       <w:r>
         <w:t>Computer Engineering · computer systems and networks — Zaporizhzhia Institute of Economics and Information Technologies (2008 — 2011)</w:t>
-      </w:r>
-    </w:p>
-    <w:p>
-      <w:pPr>
-        <w:pStyle w:val="ListBullet"/>
-      </w:pPr>
-      <w:r>
-        <w:t>Mining Engineer, underground development — Kryvyi Rih Technical University (1998 — 2003)</w:t>
       </w:r>
     </w:p>
     <w:p>

--- a/output/site/resume.docx
+++ b/output/site/resume.docx
@@ -30,7 +30,7 @@
     </w:p>
     <w:p>
       <w:r>
-        <w:t>10 years — in production retail systems, 2016 to now · 2 000+ — users on the access system I built · 33 — internal systems of the network carry my code · 15 500 lines — of Python in the speech pipeline: 55 modules, STT and diarization</w:t>
+        <w:t>10 years — in production retail systems, 2016 to now · 2 000+ — users on the access system I built · 33 — internal systems of the network carry my code</w:t>
       </w:r>
     </w:p>
     <w:p>
@@ -111,7 +111,7 @@
         <w:pStyle w:val="ListBullet"/>
       </w:pPr>
       <w:r>
-        <w:t>A real-time speech pipeline: faster-whisper on CUDA, pyannote diarization, VAD, WASAPI capture — 55 modules, 15,500 lines of Python.</w:t>
+        <w:t>A real-time speech pipeline: faster-whisper on CUDA, pyannote diarization, VAD, WASAPI capture.</w:t>
       </w:r>
     </w:p>
     <w:p>
@@ -132,7 +132,7 @@
         <w:pStyle w:val="ListBullet"/>
       </w:pPr>
       <w:r>
-        <w:t>Own the client side of the network's trading system: 955 units, 828 forms, MS SQL, covering supply documents, pricing and fiscal invoices.</w:t>
+        <w:t>Own the client side of the trading system that the network's stores run on daily: supply documents, pricing and fiscal invoices, MS SQL.</w:t>
       </w:r>
     </w:p>
     <w:p>
@@ -156,7 +156,7 @@
         <w:pStyle w:val="ListBullet"/>
       </w:pPr>
       <w:r>
-        <w:t>Leading the client migration from Delphi 6 to Delphi 12/13 with an in-house form and DB-mapping diff tool.</w:t>
+        <w:t>Leading the client migration from Delphi 6 to Delphi 12/13 with an in-house tool that diffs UI and DB mappings between versions.</w:t>
       </w:r>
     </w:p>
     <w:p>
